--- a/example_articles/gender/Women/3.gender_Women_New_York_Times.docx
+++ b/example_articles/gender/Women/3.gender_Women_New_York_Times.docx
@@ -7,7 +7,9 @@
         <w:pStyle w:val="Heading1"/>
       </w:pPr>
       <w:r>
-        <w:t>Must Busing Go On Till Racial Balance Is Exact?</w:t>
+        <w:t>EDUCATION;</w:t>
+        <w:br/>
+        <w:t>Student Protest Movement Expands, and Its Voice Is That of the Consumer</w:t>
       </w:r>
     </w:p>
     <w:p>
@@ -17,17 +19,17 @@
     </w:p>
     <w:p>
       <w:r>
-        <w:t>Date: 1990-04-03</w:t>
+        <w:t>Date: 1990-10-17</w:t>
       </w:r>
     </w:p>
     <w:p>
       <w:r>
-        <w:t>Section: Section A; Page 1, Column 2; National Desk</w:t>
+        <w:t>Section: Section B; Page 6, Column 1; National Desk</w:t>
       </w:r>
     </w:p>
     <w:p>
       <w:r>
-        <w:t>Source file: NYT/52.DOCX</w:t>
+        <w:t>Source file: NYT/35.DOCX</w:t>
       </w:r>
     </w:p>
     <w:p>
@@ -49,119 +51,81 @@
     </w:p>
     <w:p>
       <w:r>
-        <w:t>Outside the small, self-contained worlds of Shelly Bridgwater's and Donna Stover's classrooms rages one of the country's most complex and far-reaching desegregation battles.</w:t>
+        <w:t>It was a situation guaranteed to warm the heart of any campus radical of the 1960's.</w:t>
         <w:br/>
-        <w:t>There is only one white face in Ms. Bridgwater's class at Longfellow elementary school: her own. Across town at the Lafayette elementary school, Mrs. Stover, who is half black and half American Indian, presides over a sea of blonds, redheads and brunets.</w:t>
+        <w:t>For nearly two weeks, the main campus of the University of the District of Columbia echoed with the chants of students occupying the school's administration building. They threatened to keep the school closed until they got the resignations of certain members of the school's board, child care for students with children, longer library hours and other demands, 45 in all.</w:t>
         <w:br/>
-        <w:t>Six years ago, when Oklahoma City still bused first- through fourth-graders, such racially skewed classrooms did not exist. They still do not exist today from fifth grade onward, where busing remains in force.</w:t>
+        <w:t>There would have been only one puzzlement to any aging 60's-era protester: The students' chief demand was not ''Peace Now,'' or ''Free the Chicago 7.'' It was, quite simply, a demand for a better education.</w:t>
         <w:br/>
-        <w:t>Now the Supreme Court has agreed to consider whether the school district must resume busing in the lower grades. It is a case that may decide some unresolved legacies of court-ordered desegregation: How long must it continue, and how thorough must it be?</w:t>
-        <w:br/>
-        <w:t>Unlike some large urban school systems in the North, Oklahoma City's school population is almost evenly divided between whites and blacks. Of the 37,735 public school students, 45 percent are white and 40 percent are black, with the remaining 15 percent Hispanic, Indian and Asian. In New York City, by contrast, minorities make up 80 percent of the public school population; in the Boston public schools the figure is 75 percent.</w:t>
-        <w:br/>
-        <w:t>The Court's decision in the Oklahoma City case could affect about 500 school districts throughout the country. School officials everywhere are watching the case for clues.</w:t>
-        <w:br/>
-        <w:t>But this city of 403,000 people provides few clear-cut answers. Nearly everyone, black and white, disliked the busing plan in effect here for more than a decade, in which young black schoolchildren, not their white classmates, were the ones riding the buses.</w:t>
-        <w:br/>
-        <w:t>A Federal court declared in 1977 that the Oklahoma City school district had ended a longstanding policy of segregation, and in 1985 the school board decided to end busing for children in first through fourth grades. But the NAACP Legal Defense Fund sued on behalf of several students and their parents to stop the Oklahoma City school board from ending busing, arguing that schools would become re-segregated.</w:t>
+        <w:t>Unlike their counterparts a generation ago, college students today are increasingly as likely to protest over the quality of their education as over the many social causes usually embraced by undergraduates. Across the country, recent student protests have been generated by concerns about class size, cutbacks in the number of classes and courses, other curriculum issues, unavailability of professors and foreign teaching assistants who cannot be understood by English-speaking students.</w:t>
         <w:br/>
         <w:t xml:space="preserve"> </w:t>
         <w:br/>
-        <w:t>Appeal by School Board</w:t>
+        <w:t>Students Are More Vocal</w:t>
         <w:br/>
-        <w:t>A Federal appeals court ruled last year that the busing should be resumed, and the Supreme Court agreed last week to hear the school board's appeal.</w:t>
+        <w:t>''We're seeing students be more vocal on their insistence on high quality in all aspects of their educational experience,'' said Dan Abrahamowicz, dean of students at the University of Toledo. ''They're acting in a way like consumers. They're saying: 'I'm paying top dollar for an education and I expect to get it.' ''</w:t>
         <w:br/>
-        <w:t>The 1985 board decision to send young children to schools in their neighborhoods allowed the district to put money it saved on busing into education, and it encouraged more parents to get involved in their children's schools.</w:t>
+        <w:t>Part of the reason for this new educational consumerism at some schools may be the nature of the clientele. The University of the District of Columbia is a 13-year-old, publicly financed urban institution that caters to a largely working-class, predominantly black pool of students, most of whom are older than typical college students and go to school part time, and more than half of whom are women, many with children. These students - who achieved 42 of their 45 demands before the university reopened Oct. 9 - are first and foremost pragmatic.</w:t>
         <w:br/>
-        <w:t>Also, more blacks and whites are living side by side, so that most of the city's 58 elementary schools were racially balanced even after the busing stopped. But 10 remain nearly all black, and five are 80 percent white.</w:t>
+        <w:t>Across the Potomac River, Northern Virginia Community College's suburban, predominantly white, working-class students were just as pragmatic about the quality of their education, but they took a different action.</w:t>
         <w:br/>
-        <w:t>While some black parents and community leaders initially supported the move away from busing, many now believe that the 10 black schools do not get as many supplies or good teachers as white schools, despite fervent denials and reams of statistics to the contrary offered by school officials.</w:t>
+        <w:t>When Gov. L. Douglas Wilder's budget cuts threatened to eliminate personnel and classes at the Virginia college, the second-largest community college in the nation, the students did not shut down the five-campus, 59,000-student institution. Instead, they petitioned for a temporary increase in tuition.</w:t>
         <w:br/>
         <w:t xml:space="preserve"> </w:t>
         <w:br/>
-        <w:t>Issues Clear, for Them</w:t>
+        <w:t>Higher Fees Sought</w:t>
         <w:br/>
-        <w:t>For Clara Luper, a black retired high school teacher whose daughter is one of the students in the Supreme Court case, the issue is clear.</w:t>
+        <w:t>The students succeeded in getting a one-semester surcharge of $3 added to the $28.60 fee for each credit hour. Without the surcharge, a college official said, the administration would have had to increase the number of students in classes and some courses would not have been offered.</w:t>
         <w:br/>
-        <w:t>''I believe in integration,'' said Mrs. Luper, who helped organize some of the city's earliest civil rights demonstrations more than 30 years ago. ''If it would take helicopters to get kids together, it would be all right with me. If you wait until a child is in fifth grade before having any contact with people of other races, you have already scarred that child.''</w:t>
+        <w:t>''Education is so valuable that that insignificant increase is worth it,'' said Milton Hodges, president of the Black Student Alliance and one of the students who presented the petition. Mr. Hodges started United Student Leaders for Quality Eduation, which led the push for the surcharge.</w:t>
         <w:br/>
-        <w:t>Arthur W. Steller, Oklahoma City's Superintendent of Schools, is just as certain that neighborhood schools can offer equal education.</w:t>
+        <w:t>Elizabeth Grizzard, dean of students at the college's Annandale campus, said that because the majority of students work they were attuned to the marketplace and getting value for their money.</w:t>
         <w:br/>
-        <w:t>''If I could just wave a magic wand, every neighborhood and every school would be integrated in every way,'' he said. ''That's not the world in which we happen to live. If we've eliminated prior segregation, now can we return to neighborhood schools and concentrate our efforts on student achievement?''</w:t>
+        <w:t>''They think about the marketplace all the time,'' she said, ''and they realize that sometimes you need to pay more to get a better product.</w:t>
+        <w:br/>
+        <w:t>''Our tuition is very, very reasonable, and the students believed they could relieve some of the financial stress through this. They worked that out in their heads and nobody influenced them to do this. They led the charge.''</w:t>
+        <w:br/>
+        <w:t>''They were really humorous about it,'' Ms. Grizzard added, ''translating the surcharge into six-packs and suggesting that by merely foregoing a six-pack or two, a student could pay the surcharge.''</w:t>
         <w:br/>
         <w:t xml:space="preserve"> </w:t>
         <w:br/>
-        <w:t>'Children of Different Colors'</w:t>
+        <w:t>Cutbacks Raise Concerns</w:t>
         <w:br/>
-        <w:t>But many others in Oklahoma City are torn and unsure about what to endorse. Some black parents want a return to busing; others do not. Some white teachers, like Shirley Swinford at the all-black Garden Oaks school, think their black pupils are getting shortchanged. Some black teachers, like Mrs. Stover, oppose busing because they feel it exhausts children and keeps parents distanced from schools.</w:t>
+        <w:t>Money is not the only thing necessary for quality, but cutbacks raise concerns about it, said Janet Hanson, director for policy analysis for the College Board, a non-profit educatinal company.</w:t>
         <w:br/>
-        <w:t>''Sometimes I think we need children of different colors together as early as possible,'' said Beverly Story, principal of the all-black Longfellow school. ''Sometimes I look at all the negative things that come out of putting those little babies on buses across town, and that's not right either.''</w:t>
+        <w:t>''If the decade of the '90s is, as is expected, a difficult one economically,'' Ms. Hanson said, ''it will be a period when institutions are under pressure to keep costs under control. That will raise issues of quality.''</w:t>
         <w:br/>
-        <w:t>With busing now beginning in the fifth grade, teachers say it is too soon to tell how children react when they encounter children of another race for the first time.</w:t>
+        <w:t>Educational consumerism has not displaced other student concerns. Students continue to protest racism on campus, apartheid in South Africa, United States involvement in Central America and various environmental issues.</w:t>
+        <w:br/>
+        <w:t>But concerns about educational quality are on the rise, and students are equally vocal about quality at many private institutions. In 1986, students at Syracuse University formed Undergraduates for a Better Education to push for smaller classes and teaching assistants whom English-speaking students could understand.</w:t>
         <w:br/>
         <w:t xml:space="preserve"> </w:t>
         <w:br/>
-        <w:t>Interaction Against Isolation</w:t>
+        <w:t>Survey at Syracuse</w:t>
         <w:br/>
-        <w:t>Dr. Steller, the School Superintendent, says the schools are trying to counter such problems of racial isolation through an interaction program, in which children from predominantly white and black schools choose pen pals, visit each other once or twice a year and go on an annual field trip.</w:t>
+        <w:t>The Syracuse group is currently surveying undergraduates about their views on education quality, the size of classes, access to professors and other education issues.</w:t>
         <w:br/>
-        <w:t>At one such interaction day recently at Garden Oaks, storytellers and dancers entertained black and white children, who later ate lunch together before returning to their own schools.</w:t>
+        <w:t>''At these big, research-oriented private universities, you're paying $15,000 to $20,000 a year,'' said Catherine Sessler, president of Undergraduates for a Better Education. ''Students realize that there are problems out there. They had better ask questions now because that is a lot of money to be shelling out. Given the constraints on the economy, students are going to be the asking what they're getting for their money a lot more.''</w:t>
         <w:br/>
-        <w:t>But many teachers say more needs to be done.</w:t>
+        <w:t>William Coplin, director of the public affairs program at the Maxwell School at Syracuse University, said: ''U.B.E. has had a really big impact here at Syracuse.'' But he added that students often do not understand the long-range problems a university must take into account.</w:t>
         <w:br/>
-        <w:t>''Even if it happened once a month, that's not true interaction,'' said Darlene McVay, who teaches at Longfellow. ''I don't think true integration can take place unless children are there all the time.''</w:t>
+        <w:t>''Students want better quality,'' Mr. Coplin said, ''but the institution is so complex it is hard to focus on how to get it. You can't just demonstrate. They don't know what forces are at work -why the curriculum is this way, why adjunct professors are used to the degree that they are. And they better watch it when they start asking for academic 'quality.' They may just get some very esoteric courses.''</w:t>
         <w:br/>
         <w:t xml:space="preserve"> </w:t>
         <w:br/>
-        <w:t>On 'Them and Us'</w:t>
+        <w:t>Training for Assistants</w:t>
         <w:br/>
-        <w:t>Abigail Whitwell, who teaches at Garden Oaks, said her students, who rarely deal with white people, appear to forget that she is white when they discuss race: ''When they talk about white people, they talk as though it's somebody foreign to all of us. There is that 'them and us' attitude.''</w:t>
+        <w:t>Nonetheless, student demands, expressed in various ways at various campuses, have brought action. Syracuse, the University of California at Los Angeles, Pennsylvania State University and Purdue University, among others, have instituted training programs and proficiency standards for teaching assistants from foreign countries, to make sure they can communicate well in English. Other universities have put students on various boards and committees in their search to satisfy rising student demands.</w:t>
         <w:br/>
-        <w:t>But Julie G. Bailey, principal of Lafayette, where there may be only one or two black children in a class, said her white students do not seem to display the prejudices that some of their parents hold.</w:t>
+        <w:t>But what exactly quality is and who determines it are areas fraught with wranglings. Arguments abound over the validity of ethnic studies and women's studies, even which departments such courses belong in and which professors should teach them.</w:t>
         <w:br/>
-        <w:t>''I don't think we can mandate social change,'' she said. ''All we can do is model it in our behavior.''</w:t>
+        <w:t>At San Francisco State University, students and faculty in the School of Ethnic Studies have been protesting the placement of a black politics course in the political science department, arguing that it is a first step toward eliminating the 20-year-old ethnic studies school by dispersing its courses. School officials maintain that the course was moved to woo a more diverse student enrollment to the political science department.</w:t>
         <w:br/>
-        <w:t>Teachers, parents and administrators are divided also about the academic impact of the switch back to neighborhood schools. The school board does not have long-term studies about the impact of integration on academic achievement, and it is difficult to compare schools' test scores during and after busing because the schools and their student bodies changed.</w:t>
+        <w:t>As the student population becomes more ethnically diverse, experts say that whether these courses should be incorporated into the traditional curriculum or be separate departments will be a primary area of student activism.</w:t>
         <w:br/>
-        <w:t xml:space="preserve"> </w:t>
+        <w:t>''This new consumer movement has taken universities very much by surprise,'' said Charles Sykes, whose book, ''Profscam: Professors and the Demise of Higher Education,'' published in 1988 by Regnery Gateway, was a widely read and harsh critique of higher education. ''It really challenges the schools. You're going to see this grow exponentially.''</w:t>
         <w:br/>
-        <w:t>Loss of Power Feared</w:t>
-        <w:br/>
-        <w:t>Some black parents and community organizations, like the Urban League, endorsed the return to neighborhood schools for the same reasons that some blacks across the country have become disillusioned with desegregation: They felt that black administrators, teachers and parents had lost power.</w:t>
-        <w:br/>
-        <w:t>When busing ended for early grades, the school board also promised that all-black schools in poor neighborhoods would receive special services and equal resources, and it established an equity committee to make sure that schools were being treated equally.</w:t>
-        <w:br/>
-        <w:t>But several of its members, including Lettie Ruth Hunter, a retired teacher, and LaWanna Hackner Bruner of the Urban League, say the equity committee has been thwarted at every turn, and that black schools are not getting their fair share. They cite lower test scores at black schools as proof of their suspicion that education there is second-rate.</w:t>
-        <w:br/>
-        <w:t>They also complain that few black schools are headed by black principals, so students do not have role models of leadership. Of the 10 nearly all-black schools in Oklahoma City, three have black principals, a lower proportion than the 46 black principals out of the city's 122 principals.</w:t>
-        <w:br/>
-        <w:t xml:space="preserve"> </w:t>
-        <w:br/>
-        <w:t>Urban League Reconsiders</w:t>
-        <w:br/>
-        <w:t>As a result, the Urban League is reconsidering its earlier support for neighborhood schools.</w:t>
-        <w:br/>
-        <w:t>''I've visited many of these schools,'' Ms. Bruner said. ''You can see they receive fewer resources than in other parts of the city. Teachers say they have to purchase materials out of their own pockets. I've been in classrooms where, even through December, students do not have textbooks.''</w:t>
-        <w:br/>
-        <w:t>Dr. Steller and the schools' principals deny that black schools are being shortchanged. Average spending per pupil this school year is $1,526 at schools with 80 percent or more black students, compared to $1,461 in schools that are less than 10 percent black, according to school district figures. Average spending per student is slightly under $1,500.</w:t>
-        <w:br/>
-        <w:t>Ms. Story and Doyce Wilhelm, principal of Garden Oaks, say they believe they receive the same financing, based on how many students they have, as any other school. This year, Oklahoma City has spent $330,000 on special tutoring programs, including spring-break school and half-day school on Saturdays, for many black schools with the lowest achievement scores.</w:t>
-        <w:br/>
-        <w:t>But Ms. Story argues that because her school is in a poor and working-class community, parents are unable to raise as much money for ''extras'' as those in more affluent neighborhoods. Her parents' group raised about $700 last year; Richard Danner, principal of Stonegate, a racially mixed school in an affluent neighborhood, netted more than $10,000 from parents. Stonegate spent the money on extra computers, carpets for some classrooms and air-conditioning for the computer room.</w:t>
-        <w:br/>
-        <w:t>A walk through Stonegate showed brightly decorated classrooms full of books and games. Garden Oaks, while clean, appeared more rundown. Ms. Swinford, who teaches at Garden Oaks, told of film projectors so old they belonged in museums, and chronic paper and pencil shortages.</w:t>
-        <w:br/>
-        <w:t>Ms. Story and Dr. Steller also dispute parents' assertions that black schools do not provide the same level of education. Lower test scores, they say, reflect the poverty and troubled family situations. Dr. Steller says that several black schools have shown marked improvement in test scores over the past three years.</w:t>
-        <w:br/>
-        <w:t>Some look to the Supreme Court with hope, others with fear, as they await its ruling. The question, said Leonard D. Benton, president of the Urban League, is not whether more integration is better, but how best to achieve it. The answer, he said, still eludes him and Oklahoma City.</w:t>
-        <w:br/>
-        <w:br/>
-        <w:t>Graphic</w:t>
-        <w:br/>
-        <w:br/>
-        <w:t xml:space="preserve"> </w:t>
-        <w:br/>
-        <w:t>photo: Deciding whether to return to busing in Oklahoma City has blurred racial lines for parents and teachers. Some white teachers think black students are being shortchanged. Donna Stover, with her class at the Lafayette elementary school, said she opposed busing because it tired children and kept parents away. (The New York Times/Steve Jennings) (pg. A18)</w:t>
+        <w:t>Or as one of the student protesters at the University of the District of Columbia said to administrators when the school reopened: ''We will police you until we get all that we can get -a quality education, a better education.''</w:t>
       </w:r>
     </w:p>
     <w:sectPr>

--- a/example_articles/gender/Women/3.gender_Women_New_York_Times.docx
+++ b/example_articles/gender/Women/3.gender_Women_New_York_Times.docx
@@ -7,9 +7,7 @@
         <w:pStyle w:val="Heading1"/>
       </w:pPr>
       <w:r>
-        <w:t>EDUCATION;</w:t>
-        <w:br/>
-        <w:t>Student Protest Movement Expands, and Its Voice Is That of the Consumer</w:t>
+        <w:t>In Annie Ernaux, a Nobel Laureate Who Plumbs Her Own Passions; Appraisal</w:t>
       </w:r>
     </w:p>
     <w:p>
@@ -19,22 +17,22 @@
     </w:p>
     <w:p>
       <w:r>
-        <w:t>Date: 1990-10-17</w:t>
+        <w:t>Date: 2022-10-06</w:t>
       </w:r>
     </w:p>
     <w:p>
       <w:r>
-        <w:t>Section: Section B; Page 6, Column 1; National Desk</w:t>
+        <w:t>Section: BOOKS; review</w:t>
       </w:r>
     </w:p>
     <w:p>
       <w:r>
-        <w:t>Source file: NYT/35.DOCX</w:t>
+        <w:t>Source file: NYT/4.DOCX</w:t>
       </w:r>
     </w:p>
     <w:p>
       <w:r>
-        <w:t>Raw gender result, 'gender': Mostly women</w:t>
+        <w:t>Raw gender result, 'gender': Mostly women (focus on a woman's experience)</w:t>
       </w:r>
     </w:p>
     <w:p>
@@ -51,81 +49,41 @@
     </w:p>
     <w:p>
       <w:r>
-        <w:t>It was a situation guaranteed to warm the heart of any campus radical of the 1960's.</w:t>
+        <w:t>The French writer, who was awarded the 2022 Nobel Prize in Literature, blurs the line between fiction and memoir with spare prose she has characterized as "brutally direct."</w:t>
         <w:br/>
-        <w:t>For nearly two weeks, the main campus of the University of the District of Columbia echoed with the chants of students occupying the school's administration building. They threatened to keep the school closed until they got the resignations of certain members of the school's board, child care for students with children, longer library hours and other demands, 45 in all.</w:t>
+        <w:t>Short, spare, stern and stoical are the books of Annie Ernaux, awarded the 2022 Nobel Prize in Literature.</w:t>
         <w:br/>
-        <w:t>There would have been only one puzzlement to any aging 60's-era protester: The students' chief demand was not ''Peace Now,'' or ''Free the Chicago 7.'' It was, quite simply, a demand for a better education.</w:t>
+        <w:t>In her native France, where she has been famous for decades, her work is likened to that of Albert Camus, Simone de Beauvoir, Françoise Sagan and Édouard Louis, the autofictionist chronicler of the French working class. English-language readers have, in recent years, been racing to catch up.</w:t>
         <w:br/>
-        <w:t>Unlike their counterparts a generation ago, college students today are increasingly as likely to protest over the quality of their education as over the many social causes usually embraced by undergraduates. Across the country, recent student protests have been generated by concerns about class size, cutbacks in the number of classes and courses, other curriculum issues, unavailability of professors and foreign teaching assistants who cannot be understood by English-speaking students.</w:t>
+        <w:t>Ernaux is a brave and interesting choice. Like the poet Louise Glück, who won the Nobel in 2020, hers is a voice of rough compassion. Each looks out levelly at the world; each derives maximum effect from a minimum of words.</w:t>
         <w:br/>
-        <w:t xml:space="preserve"> </w:t>
+        <w:t>That Stockholm has recognized both is thrilling; it's a victory for sanity. There is nothing bogus or boring about either.</w:t>
         <w:br/>
-        <w:t>Students Are More Vocal</w:t>
+        <w:t>Ernaux, 82, is the author of 20 or so works of fiction and memoir. She likes to blur the line between the two.</w:t>
         <w:br/>
-        <w:t>''We're seeing students be more vocal on their insistence on high quality in all aspects of their educational experience,'' said Dan Abrahamowicz, dean of students at the University of Toledo. ''They're acting in a way like consumers. They're saying: 'I'm paying top dollar for an education and I expect to get it.' ''</w:t>
+        <w:t>Her books excavate one woman's life; Ernaux finds the universal in humble, well-salted details. She has written, in "The Years," about her lower-class youth in postwar France, as the daughter of two grocers.</w:t>
         <w:br/>
-        <w:t>Part of the reason for this new educational consumerism at some schools may be the nature of the clientele. The University of the District of Columbia is a 13-year-old, publicly financed urban institution that caters to a largely working-class, predominantly black pool of students, most of whom are older than typical college students and go to school part time, and more than half of whom are women, many with children. These students - who achieved 42 of their 45 demands before the university reopened Oct. 9 - are first and foremost pragmatic.</w:t>
+        <w:t>"Happening" is an account of a back-alley abortion she had in 1963. "A Girl's Story" describes an adolescence shaped by a difficult sexual encounter and an eating disorder, and contrasts that with her sense of herself in her 70s. She has written about the deaths of her parents. She is an archivist of emotion.</w:t>
         <w:br/>
-        <w:t>Across the Potomac River, Northern Virginia Community College's suburban, predominantly white, working-class students were just as pragmatic about the quality of their education, but they took a different action.</w:t>
+        <w:t>The most recent translation of her work to appear in English is "Getting Lost." The book comprises diary entries from 1988 through 1990; they recount her affair in Paris with a younger man, a married Soviet diplomat.</w:t>
         <w:br/>
-        <w:t>When Gov. L. Douglas Wilder's budget cuts threatened to eliminate personnel and classes at the Virginia college, the second-largest community college in the nation, the students did not shut down the five-campus, 59,000-student institution. Instead, they petitioned for a temporary increase in tuition.</w:t>
+        <w:t>It's a harrowing book. There are times when you fear it might end, as did Daniel Fish's 2018 reimagining of "Oklahoma" on Broadway, with the cast drenched in blood.</w:t>
         <w:br/>
-        <w:t xml:space="preserve"> </w:t>
+        <w:t>The book's tone is thin, bare and chapped, I wrote in my review of it, as if broadcast in mono instead of stereo, in the best sense. Ernaux writes as if she's walked quietly onstage with a guitar and a tiny, crackling amp, which she plugs in and proceeds, like P.J. Harvey, to burn down the hall.</w:t>
         <w:br/>
-        <w:t>Higher Fees Sought</w:t>
+        <w:t>It's not her first book about lust and obsession. The same relationship was recounted in her novel "Simple Passion."</w:t>
         <w:br/>
-        <w:t>The students succeeded in getting a one-semester surcharge of $3 added to the $28.60 fee for each credit hour. Without the surcharge, a college official said, the administration would have had to increase the number of students in classes and some courses would not have been offered.</w:t>
+        <w:t>Ernaux has characterized her language as "brutally direct, working-class and sometimes obscene." She has an antagonism toward what she has called "the French tradition of the polished sentence, of 'good taste' in literature."</w:t>
         <w:br/>
-        <w:t>''Education is so valuable that that insignificant increase is worth it,'' said Milton Hodges, president of the Black Student Alliance and one of the students who presented the petition. Mr. Hodges started United Student Leaders for Quality Eduation, which led the push for the surcharge.</w:t>
+        <w:t>You sense her influence in the austere, astringent work of many so-called autofiction writers, notably Rachel Cusk and Sheila Heti.</w:t>
         <w:br/>
-        <w:t>Elizabeth Grizzard, dean of students at the college's Annandale campus, said that because the majority of students work they were attuned to the marketplace and getting value for their money.</w:t>
+        <w:t>Her eye for detail is, for sure, earthy and sometimes very funny. "I realized that I'd lost a contact lens," Ernaux writes in "Getting Lost." "I found it on his penis." If I've read a more memorable pair of sentences in the last five years, I can't remember them.</w:t>
         <w:br/>
-        <w:t>''They think about the marketplace all the time,'' she said, ''and they realize that sometimes you need to pay more to get a better product.</w:t>
+        <w:t>Ernaux has written about her method. She tries not merely to remember, she has said. "I am trying to be inside … To be there at that very instant, without spilling over into the before or after. To be in the pure immanence of a moment."</w:t>
         <w:br/>
-        <w:t>''Our tuition is very, very reasonable, and the students believed they could relieve some of the financial stress through this. They worked that out in their heads and nobody influenced them to do this. They led the charge.''</w:t>
+        <w:t>If reading teaches us how to be alone, it also delivers a contrasting message, Ernaux understands. "The world is made to be pounced on and enjoyed," she has written. "There is absolutely no reason at all to hold back."</w:t>
         <w:br/>
-        <w:t>''They were really humorous about it,'' Ms. Grizzard added, ''translating the surcharge into six-packs and suggesting that by merely foregoing a six-pack or two, a student could pay the surcharge.''</w:t>
-        <w:br/>
-        <w:t xml:space="preserve"> </w:t>
-        <w:br/>
-        <w:t>Cutbacks Raise Concerns</w:t>
-        <w:br/>
-        <w:t>Money is not the only thing necessary for quality, but cutbacks raise concerns about it, said Janet Hanson, director for policy analysis for the College Board, a non-profit educatinal company.</w:t>
-        <w:br/>
-        <w:t>''If the decade of the '90s is, as is expected, a difficult one economically,'' Ms. Hanson said, ''it will be a period when institutions are under pressure to keep costs under control. That will raise issues of quality.''</w:t>
-        <w:br/>
-        <w:t>Educational consumerism has not displaced other student concerns. Students continue to protest racism on campus, apartheid in South Africa, United States involvement in Central America and various environmental issues.</w:t>
-        <w:br/>
-        <w:t>But concerns about educational quality are on the rise, and students are equally vocal about quality at many private institutions. In 1986, students at Syracuse University formed Undergraduates for a Better Education to push for smaller classes and teaching assistants whom English-speaking students could understand.</w:t>
-        <w:br/>
-        <w:t xml:space="preserve"> </w:t>
-        <w:br/>
-        <w:t>Survey at Syracuse</w:t>
-        <w:br/>
-        <w:t>The Syracuse group is currently surveying undergraduates about their views on education quality, the size of classes, access to professors and other education issues.</w:t>
-        <w:br/>
-        <w:t>''At these big, research-oriented private universities, you're paying $15,000 to $20,000 a year,'' said Catherine Sessler, president of Undergraduates for a Better Education. ''Students realize that there are problems out there. They had better ask questions now because that is a lot of money to be shelling out. Given the constraints on the economy, students are going to be the asking what they're getting for their money a lot more.''</w:t>
-        <w:br/>
-        <w:t>William Coplin, director of the public affairs program at the Maxwell School at Syracuse University, said: ''U.B.E. has had a really big impact here at Syracuse.'' But he added that students often do not understand the long-range problems a university must take into account.</w:t>
-        <w:br/>
-        <w:t>''Students want better quality,'' Mr. Coplin said, ''but the institution is so complex it is hard to focus on how to get it. You can't just demonstrate. They don't know what forces are at work -why the curriculum is this way, why adjunct professors are used to the degree that they are. And they better watch it when they start asking for academic 'quality.' They may just get some very esoteric courses.''</w:t>
-        <w:br/>
-        <w:t xml:space="preserve"> </w:t>
-        <w:br/>
-        <w:t>Training for Assistants</w:t>
-        <w:br/>
-        <w:t>Nonetheless, student demands, expressed in various ways at various campuses, have brought action. Syracuse, the University of California at Los Angeles, Pennsylvania State University and Purdue University, among others, have instituted training programs and proficiency standards for teaching assistants from foreign countries, to make sure they can communicate well in English. Other universities have put students on various boards and committees in their search to satisfy rising student demands.</w:t>
-        <w:br/>
-        <w:t>But what exactly quality is and who determines it are areas fraught with wranglings. Arguments abound over the validity of ethnic studies and women's studies, even which departments such courses belong in and which professors should teach them.</w:t>
-        <w:br/>
-        <w:t>At San Francisco State University, students and faculty in the School of Ethnic Studies have been protesting the placement of a black politics course in the political science department, arguing that it is a first step toward eliminating the 20-year-old ethnic studies school by dispersing its courses. School officials maintain that the course was moved to woo a more diverse student enrollment to the political science department.</w:t>
-        <w:br/>
-        <w:t>As the student population becomes more ethnically diverse, experts say that whether these courses should be incorporated into the traditional curriculum or be separate departments will be a primary area of student activism.</w:t>
-        <w:br/>
-        <w:t>''This new consumer movement has taken universities very much by surprise,'' said Charles Sykes, whose book, ''Profscam: Professors and the Demise of Higher Education,'' published in 1988 by Regnery Gateway, was a widely read and harsh critique of higher education. ''It really challenges the schools. You're going to see this grow exponentially.''</w:t>
-        <w:br/>
-        <w:t>Or as one of the student protesters at the University of the District of Columbia said to administrators when the school reopened: ''We will police you until we get all that we can get -a quality education, a better education.''</w:t>
+        <w:t>PHOTO: "The world is made to be pounced on and enjoyed," Annie Ernaux has written. "There is absolutely no reason at all to hold back." (PHOTOGRAPH BY Leonardo Cendamo/Getty Images FOR THE NEW YORK TIMES)</w:t>
       </w:r>
     </w:p>
     <w:sectPr>

--- a/example_articles/gender/Women/3.gender_Women_New_York_Times.docx
+++ b/example_articles/gender/Women/3.gender_Women_New_York_Times.docx
@@ -7,7 +7,7 @@
         <w:pStyle w:val="Heading1"/>
       </w:pPr>
       <w:r>
-        <w:t>In Annie Ernaux, a Nobel Laureate Who Plumbs Her Own Passions; Appraisal</w:t>
+        <w:t>The Short Film, an Art Deserving a Longer Life</w:t>
       </w:r>
     </w:p>
     <w:p>
@@ -17,22 +17,22 @@
     </w:p>
     <w:p>
       <w:r>
-        <w:t>Date: 2022-10-06</w:t>
+        <w:t>Date: 2005-03-05</w:t>
       </w:r>
     </w:p>
     <w:p>
       <w:r>
-        <w:t>Section: BOOKS; review</w:t>
+        <w:t>Section: Section B; Column 1; The Arts/Cultural Desk; Pg. 9; CRITIC'S NOTEBOOK</w:t>
       </w:r>
     </w:p>
     <w:p>
       <w:r>
-        <w:t>Source file: NYT/4.DOCX</w:t>
+        <w:t>Source file: NYT/37.DOCX</w:t>
       </w:r>
     </w:p>
     <w:p>
       <w:r>
-        <w:t>Raw gender result, 'gender': Mostly women (focus on a woman's experience)</w:t>
+        <w:t>Raw gender result, 'gender': Mostly women</w:t>
       </w:r>
     </w:p>
     <w:p>
@@ -49,41 +49,45 @@
     </w:p>
     <w:p>
       <w:r>
-        <w:t>The French writer, who was awarded the 2022 Nobel Prize in Literature, blurs the line between fiction and memoir with spare prose she has characterized as "brutally direct."</w:t>
+        <w:t xml:space="preserve">We all know about those actors who emerge for one glorious night, bask in the glory of an Oscar, then sink back into semi-obscurity: Louise Fletcher, Cuba Gooding Jr., more supporting-actress winners than you care to count. This is hard enough for one person. Must an entire genre suffer the same fate? </w:t>
         <w:br/>
-        <w:t>Short, spare, stern and stoical are the books of Annie Ernaux, awarded the 2022 Nobel Prize in Literature.</w:t>
+        <w:t xml:space="preserve"> I'm talking about short films. What other kind spurs us to channel-surf or order pizza when the Academy Award is about to be announced? We know there will be little or no chance to see the winner or the nominees, so why bother to find out who they are? </w:t>
         <w:br/>
-        <w:t>In her native France, where she has been famous for decades, her work is likened to that of Albert Camus, Simone de Beauvoir, Françoise Sagan and Édouard Louis, the autofictionist chronicler of the French working class. English-language readers have, in recent years, been racing to catch up.</w:t>
+        <w:t xml:space="preserve">  If the filmmakers are lucky, their shorts will make brief appearances on television. These films mostly play a closed circuit of (what else?) short-film festivals, hoping for prizes and exposure. It's as if short-story collections were sold only at book fairs and independent bookstores on special occasions.</w:t>
         <w:br/>
-        <w:t>Ernaux is a brave and interesting choice. Like the poet Louise Glück, who won the Nobel in 2020, hers is a voice of rough compassion. Each looks out levelly at the world; each derives maximum effect from a minimum of words.</w:t>
+        <w:t xml:space="preserve"> Short films can be found in such high-quality, low-glamour places as human rights and children's film festivals. They also have brief, sometimes one-night-only runs in alternative movie theaters, libraries, museums and foreign cultural centers.</w:t>
         <w:br/>
-        <w:t>That Stockholm has recognized both is thrilling; it's a victory for sanity. There is nothing bogus or boring about either.</w:t>
+        <w:t xml:space="preserve"> Lucky me. This year I got to see the 10 live-action and animated shorts nominated for Oscars. (I wish I'd seen the documentaries, too.) It was one of the best movie afternoons I've had in ages. So many full-length features dawdle, then pick up force, only to drift off again. With a good short -- which runs from less than 5 to 20-something minutes -- there's no time for all that. There's time only for that primal movie experience: absolute immersion in another world. And because it happens so quickly, it feels miraculous. </w:t>
         <w:br/>
-        <w:t>Ernaux, 82, is the author of 20 or so works of fiction and memoir. She likes to blur the line between the two.</w:t>
+        <w:t xml:space="preserve"> This year's nominees displayed an astonishing range of subjects: war (''Birthday Boy,'' ''Little Terrorist''); farce and black comedy (''Guard Dog,'' ''7:35 in The Morning''); kinetic colors (''Lorenzo''); luminous black-and-white (''Two Cars, One Night''). Nations, too: Spain, Australia, India, New Zealand, England, the United States. </w:t>
         <w:br/>
-        <w:t>Her books excavate one woman's life; Ernaux finds the universal in humble, well-salted details. She has written, in "The Years," about her lower-class youth in postwar France, as the daughter of two grocers.</w:t>
+        <w:t xml:space="preserve"> And now, the envelope please. The animation winner was ''Ryan,'' from Canada. It was the director Chris Landreth's tale of meeting Ryan Larkin, a pioneering animator whose bouts with cocaine and liquor have left him battling nightmares and mood swings in a homeless shelter. The emotions are raw; so is the way Mr. Landreth draws the human mind. Ryan's head looks like a botched medical experiment. Multicolored strings cross and twist; red spikes strike his glasses when he gets angry. Green rays hang in empty space. Clear thought has burned away. </w:t>
         <w:br/>
-        <w:t>"Happening" is an account of a back-alley abortion she had in 1963. "A Girl's Story" describes an adolescence shaped by a difficult sexual encounter and an eating disorder, and contrasts that with her sense of herself in her 70s. She has written about the deaths of her parents. She is an archivist of emotion.</w:t>
+        <w:t xml:space="preserve"> Andrea Arnold's ''WASP'' was the live-action short film winner. Read that title with irony, please: ''WASP'' harks back to 1960's English working-class, slice-of-life films. We can't escape the intimate details of a single mother's life when she needs money for food, time for four young daughters and space for a love life. What worked best was the struggle between this desperation and the hopeful conventions of romantic comedy. What disappointed was the quick-fix ending. </w:t>
         <w:br/>
-        <w:t>The most recent translation of her work to appear in English is "Getting Lost." The book comprises diary entries from 1988 through 1990; they recount her affair in Paris with a younger man, a married Soviet diplomat.</w:t>
+        <w:t xml:space="preserve"> New Zealand's ''Two Cars, One Night,'' by contrast, handled this kind of bittersweet mix in a fresh, elliptical way. Three kids sit in a parking lot outside a scruffy bar, waiting for their parents and trying not to watch all the grown-ups swagger in and out, flirting and preening. We watch their rituals unfold: the childhood taunts, the exchange of secrets, the flickers of adolescent curiosity. </w:t>
         <w:br/>
-        <w:t>It's a harrowing book. There are times when you fear it might end, as did Daniel Fish's 2018 reimagining of "Oklahoma" on Broadway, with the cast drenched in blood.</w:t>
+        <w:t xml:space="preserve"> My choice, though, would have been ''Everything in This Country Must,'' a tale of armies and families in Northern Ireland. It was alive with rhythmic contrasts and shifts in feeling: speeding tanks and the quick, loud voices of soldiers; a farmer's impotent fury and the muted sexuality of his daughter. The director Gary McKendry and the writer Colum McCann brought a fierce lyricism to it all. </w:t>
         <w:br/>
-        <w:t>The book's tone is thin, bare and chapped, I wrote in my review of it, as if broadcast in mono instead of stereo, in the best sense. Ernaux writes as if she's walked quietly onstage with a guitar and a tiny, crackling amp, which she plugs in and proceeds, like P.J. Harvey, to burn down the hall.</w:t>
+        <w:t xml:space="preserve"> Now who wouldn't take a good short over the dreary previews that fill movie screens? </w:t>
         <w:br/>
-        <w:t>It's not her first book about lust and obsession. The same relationship was recounted in her novel "Simple Passion."</w:t>
+        <w:t xml:space="preserve"> Maybe the people who make and market short films should start calling them videos. Maybe that would make them seem more commercial, less alien. After all, huge numbers watch the live-action, short-subject musicals known as music videos every hour and every day. </w:t>
         <w:br/>
-        <w:t>Ernaux has characterized her language as "brutally direct, working-class and sometimes obscene." She has an antagonism toward what she has called "the French tradition of the polished sentence, of 'good taste' in literature."</w:t>
+        <w:t xml:space="preserve"> In the meantime, you can plunder history. Kino International, for instance, is selling a four-disc DVD set called ''Edison: The Invention of the Movies.'' Starting about 1890 and ending in 1918 during the First World War, it is virtually all shorts. And New Yorkers, at least, have even more options. Today and tomorrow the Harlem Film Festival is bringing an international roundup of mostly short films by and about women of color to Aaron Davis Hall. The New York International Children's Film Festival opened last night for three weekends of screenings. Next Saturday ''The Animation Show,'' a shorts festival, opens at Cinema Village. BAMkids, another children's festival with shorts, is next weekend at the Brooklyn Academy of Music. </w:t>
         <w:br/>
-        <w:t>You sense her influence in the austere, astringent work of many so-called autofiction writers, notably Rachel Cusk and Sheila Heti.</w:t>
+        <w:t xml:space="preserve"> Gather ye short films while ye may.</w:t>
         <w:br/>
-        <w:t>Her eye for detail is, for sure, earthy and sometimes very funny. "I realized that I'd lost a contact lens," Ernaux writes in "Getting Lost." "I found it on his penis." If I've read a more memorable pair of sentences in the last five years, I can't remember them.</w:t>
         <w:br/>
-        <w:t>Ernaux has written about her method. She tries not merely to remember, she has said. "I am trying to be inside … To be there at that very instant, without spilling over into the before or after. To be in the pure immanence of a moment."</w:t>
         <w:br/>
-        <w:t>If reading teaches us how to be alone, it also delivers a contrasting message, Ernaux understands. "The world is made to be pounced on and enjoyed," she has written. "There is absolutely no reason at all to hold back."</w:t>
+        <w:t>http://www.nytimes.com</w:t>
         <w:br/>
-        <w:t>PHOTO: "The world is made to be pounced on and enjoyed," Annie Ernaux has written. "There is absolutely no reason at all to hold back." (PHOTOGRAPH BY Leonardo Cendamo/Getty Images FOR THE NEW YORK TIMES)</w:t>
+        <w:br/>
+        <w:t>Graphic</w:t>
+        <w:br/>
+        <w:br/>
+        <w:t xml:space="preserve"> </w:t>
+        <w:br/>
+        <w:t>Photo: Chris Landreth's ''Ryan,'' this year's Oscar winner for best animated short, uses digital artistry to convey the troubled mind of Ryan Larkin, a pioneering Canadian animator who is now battling addiction and homelessness. (Photo by Copper Heart and National Film Board of Canada)</w:t>
       </w:r>
     </w:p>
     <w:sectPr>
